--- a/quiz.docx
+++ b/quiz.docx
@@ -1604,10 +1604,18 @@
     <w:unhideWhenUsed/>
     <w:qFormat/>
     <w:tblPr>
+      <w:tblBorders>
+        <w:top w:val="single" w:sz="4" w:space="0" w:color="000000"/>
+        <w:left w:val="single" w:sz="4" w:space="0" w:color="000000"/>
+        <w:bottom w:val="single" w:sz="4" w:space="0" w:color="000000"/>
+        <w:right w:val="single" w:sz="4" w:space="0" w:color="000000"/>
+        <w:insideH w:val="single" w:sz="4" w:space="0" w:color="000000"/>
+        <w:insideV w:val="single" w:sz="4" w:space="0" w:color="000000"/>
+      </w:tblBorders>
       <w:tblCellMar>
-        <w:top w:w="0" w:type="dxa"/>
+        <w:top w:w="72" w:type="dxa"/>
         <w:left w:w="108" w:type="dxa"/>
-        <w:bottom w:w="0" w:type="dxa"/>
+        <w:bottom w:w="72" w:type="dxa"/>
         <w:right w:w="108" w:type="dxa"/>
       </w:tblCellMar>
     </w:tblPr>
@@ -1615,7 +1623,7 @@
       <w:tblPr/>
       <w:tcPr>
         <w:tcBorders>
-          <w:bottom w:val="single"/>
+          <w:bottom w:val="single" w:sz="12" w:space="0" w:color="000000"/>
         </w:tcBorders>
         <w:vAlign w:val="bottom"/>
       </w:tcPr>
